--- a/video-film-editing/output/07 3.4b Soalan Penilaian Pengetahuan/Core Abilities L1-L3 (format JPK)/SOALAN-CA-01 Z-009-1-2015 CA01 SOALAN PENILAIAN BASIC WORKING COMMUNICATION (IT-072).docx
+++ b/video-film-editing/output/07 3.4b Soalan Penilaian Pengetahuan/Core Abilities L1-L3 (format JPK)/SOALAN-CA-01 Z-009-1-2015 CA01 SOALAN PENILAIAN BASIC WORKING COMMUNICATION (IT-072).docx
@@ -1222,7 +1222,7 @@
           <w:between w:space="0" w:sz="0" w:val="nil"/>
         </w:pBdr>
         <w:shd w:fill="auto" w:val="clear"/>
-        <w:spacing w:after="0" w:before="0" w:line="240" w:lineRule="auto"/>
+        <w:spacing w:after="120" w:before="0" w:line="276" w:lineRule="auto"/>
         <w:ind w:left="151.2000274658203" w:right="0" w:firstLine="0"/>
         <w:jc w:val="left"/>
         <w:rPr>
@@ -1242,12 +1242,12 @@
       <w:r>
         <w:rPr>
           <w:rFonts w:ascii="Arial" w:cs="Arial" w:eastAsia="Arial" w:hAnsi="Arial"/>
-          <w:b w:val="1"/>
+          <w:b/>
           <w:i w:val="0"/>
           <w:smallCaps w:val="0"/>
           <w:strike w:val="0"/>
           <w:color w:val="000000"/>
-          <w:sz w:val="24"/>
+          <w:sz w:val="22"/>
           <w:szCs w:val="24"/>
           <w:u w:val="none"/>
           <w:shd w:fill="auto" w:val="clear"/>
@@ -1271,7 +1271,7 @@
           <w:between w:space="0" w:sz="0" w:val="nil"/>
         </w:pBdr>
         <w:shd w:fill="auto" w:val="clear"/>
-        <w:spacing w:after="0" w:before="238.3197021484375" w:line="345.1120662689209" w:lineRule="auto"/>
+        <w:spacing w:after="120" w:before="238.3197021484375" w:line="276" w:lineRule="auto"/>
         <w:ind w:left="152.63999938964844" w:right="573.28125" w:firstLine="18.000030517578125"/>
         <w:jc w:val="left"/>
         <w:rPr>
@@ -1296,7 +1296,7 @@
           <w:smallCaps w:val="0"/>
           <w:strike w:val="0"/>
           <w:color w:val="000000"/>
-          <w:sz w:val="24"/>
+          <w:sz w:val="22"/>
           <w:szCs w:val="24"/>
           <w:u w:val="none"/>
           <w:shd w:fill="auto" w:val="clear"/>
@@ -1320,7 +1320,7 @@
           <w:between w:space="0" w:sz="0" w:val="nil"/>
         </w:pBdr>
         <w:shd w:fill="auto" w:val="clear"/>
-        <w:spacing w:after="0" w:before="27.607421875" w:line="345.86108207702637" w:lineRule="auto"/>
+        <w:spacing w:after="120" w:before="27.607421875" w:line="276" w:lineRule="auto"/>
         <w:ind w:left="860.8799743652344" w:right="1016.8011474609375" w:hanging="708.4799957275391"/>
         <w:jc w:val="left"/>
         <w:rPr>
@@ -1345,7 +1345,7 @@
           <w:smallCaps w:val="0"/>
           <w:strike w:val="0"/>
           <w:color w:val="000000"/>
-          <w:sz w:val="24"/>
+          <w:sz w:val="22"/>
           <w:szCs w:val="24"/>
           <w:u w:val="none"/>
           <w:shd w:fill="auto" w:val="clear"/>
@@ -1369,7 +1369,7 @@
           <w:between w:space="0" w:sz="0" w:val="nil"/>
         </w:pBdr>
         <w:shd w:fill="auto" w:val="clear"/>
-        <w:spacing w:after="0" w:before="26.859130859375" w:line="240" w:lineRule="auto"/>
+        <w:spacing w:after="120" w:before="26.859130859375" w:line="276" w:lineRule="auto"/>
         <w:ind w:left="154.07997131347656" w:right="0" w:firstLine="0"/>
         <w:jc w:val="left"/>
         <w:rPr>
@@ -1394,7 +1394,7 @@
           <w:smallCaps w:val="0"/>
           <w:strike w:val="0"/>
           <w:color w:val="000000"/>
-          <w:sz w:val="24"/>
+          <w:sz w:val="22"/>
           <w:szCs w:val="24"/>
           <w:u w:val="none"/>
           <w:shd w:fill="auto" w:val="clear"/>
@@ -1418,7 +1418,7 @@
           <w:between w:space="0" w:sz="0" w:val="nil"/>
         </w:pBdr>
         <w:shd w:fill="auto" w:val="clear"/>
-        <w:spacing w:after="0" w:before="135.11993408203125" w:line="240" w:lineRule="auto"/>
+        <w:spacing w:after="120" w:before="135.11993408203125" w:line="276" w:lineRule="auto"/>
         <w:ind w:left="155.52001953125" w:right="0" w:firstLine="0"/>
         <w:jc w:val="left"/>
         <w:rPr>
@@ -1443,7 +1443,7 @@
           <w:smallCaps w:val="0"/>
           <w:strike w:val="0"/>
           <w:color w:val="000000"/>
-          <w:sz w:val="24"/>
+          <w:sz w:val="22"/>
           <w:szCs w:val="24"/>
           <w:u w:val="none"/>
           <w:shd w:fill="auto" w:val="clear"/>
@@ -1467,9 +1467,9 @@
           <w:between w:space="0" w:sz="0" w:val="nil"/>
         </w:pBdr>
         <w:shd w:fill="auto" w:val="clear"/>
-        <w:spacing w:after="0" w:before="651.1199951171875" w:line="240" w:lineRule="auto"/>
+        <w:spacing w:after="120" w:before="651.1199951171875" w:line="276" w:lineRule="auto"/>
         <w:ind w:left="0" w:right="624.44091796875" w:firstLine="0"/>
-        <w:jc w:val="right"/>
+        <w:jc w:val="left"/>
         <w:rPr>
           <w:rFonts w:ascii="Arial" w:cs="Arial" w:eastAsia="Arial" w:hAnsi="Arial"/>
           <w:b w:val="1"/>
@@ -1485,933 +1485,1750 @@
         </w:rPr>
       </w:pPr>
       <w:r>
-        <w:t>KERTAS PENILAIAN INI MENGANDUNGI ...5.... MUKA SURAT BERCETAK</w:t>
-      </w:r>
-    </w:p>
-    <w:p>
-      <w:r>
-        <w:rPr>
-          <w:b w:val="0"/>
+        <w:rPr>
+          <w:rFonts w:ascii="Arial" w:hAnsi="Arial" w:cs="Arial"/>
+          <w:color w:val="000000"/>
+          <w:sz w:val="22"/>
+        </w:rPr>
+        <w:t>KERTAS PENILAIAN INI MENGANDUNGI ...06.... MUKA SURAT BERCETAK</w:t>
+      </w:r>
+    </w:p>
+    <w:p>
+      <w:pPr>
+        <w:spacing w:line="276" w:lineRule="auto" w:after="120"/>
+        <w:jc w:val="left"/>
+      </w:pPr>
+      <w:r>
+        <w:rPr>
+          <w:rFonts w:ascii="Arial" w:hAnsi="Arial" w:cs="Arial"/>
+          <w:b w:val="0"/>
+          <w:color w:val="000000"/>
+          <w:sz w:val="22"/>
         </w:rPr>
         <w:t>1. Apakah kepentingan utama mewujudkan bahasa kerja yang seragam di studio penyuntingan video 3U yang mempunyai Editor tempatan dan Director antarabangsa?</w:t>
       </w:r>
     </w:p>
     <w:p>
-      <w:r>
-        <w:rPr>
-          <w:b w:val="0"/>
+      <w:pPr>
+        <w:spacing w:line="276" w:lineRule="auto" w:after="120"/>
+        <w:jc w:val="left"/>
+      </w:pPr>
+      <w:r>
+        <w:rPr>
+          <w:rFonts w:ascii="Arial" w:hAnsi="Arial" w:cs="Arial"/>
+          <w:b w:val="0"/>
+          <w:color w:val="000000"/>
+          <w:sz w:val="22"/>
         </w:rPr>
         <w:t>A. Menjimatkan kos peralatan studio.</w:t>
       </w:r>
     </w:p>
     <w:p>
-      <w:r>
-        <w:rPr>
-          <w:b w:val="0"/>
+      <w:pPr>
+        <w:spacing w:line="276" w:lineRule="auto" w:after="120"/>
+        <w:jc w:val="left"/>
+      </w:pPr>
+      <w:r>
+        <w:rPr>
+          <w:rFonts w:ascii="Arial" w:hAnsi="Arial" w:cs="Arial"/>
+          <w:b w:val="0"/>
+          <w:color w:val="000000"/>
+          <w:sz w:val="22"/>
         </w:rPr>
         <w:t>B. Mengurangkan bilangan kakitangan studio.</w:t>
       </w:r>
     </w:p>
     <w:p>
-      <w:r>
-        <w:rPr>
-          <w:b w:val="0"/>
+      <w:pPr>
+        <w:spacing w:line="276" w:lineRule="auto" w:after="120"/>
+        <w:jc w:val="left"/>
+      </w:pPr>
+      <w:r>
+        <w:rPr>
+          <w:rFonts w:ascii="Arial" w:hAnsi="Arial" w:cs="Arial"/>
+          <w:b w:val="0"/>
+          <w:color w:val="000000"/>
+          <w:sz w:val="22"/>
         </w:rPr>
         <w:t>C. Memastikan arahan tentang timeline dan deadline difahami sama oleh semua pihak.</w:t>
       </w:r>
     </w:p>
     <w:p>
-      <w:r>
-        <w:rPr>
-          <w:b w:val="0"/>
+      <w:pPr>
+        <w:spacing w:line="276" w:lineRule="auto" w:after="120"/>
+        <w:jc w:val="left"/>
+      </w:pPr>
+      <w:r>
+        <w:rPr>
+          <w:rFonts w:ascii="Arial" w:hAnsi="Arial" w:cs="Arial"/>
+          <w:b w:val="0"/>
+          <w:color w:val="000000"/>
+          <w:sz w:val="22"/>
         </w:rPr>
         <w:t>D. Membolehkan studio menggunakan lebih banyak bahasa asing serentak.</w:t>
       </w:r>
     </w:p>
     <w:p>
-      <w:r>
-        <w:rPr>
-          <w:b w:val="0"/>
+      <w:pPr>
+        <w:spacing w:line="276" w:lineRule="auto" w:after="120"/>
+        <w:jc w:val="left"/>
+      </w:pPr>
+      <w:r>
+        <w:rPr>
+          <w:rFonts w:ascii="Arial" w:hAnsi="Arial" w:cs="Arial"/>
+          <w:b w:val="0"/>
+          <w:color w:val="000000"/>
+          <w:sz w:val="22"/>
         </w:rPr>
         <w:t>2. Mengapakah bahasa kerja penting dalam organisasi yang mempunyai pekerja pelbagai latar belakang bahasa?</w:t>
       </w:r>
     </w:p>
     <w:p>
-      <w:r>
-        <w:rPr>
-          <w:b w:val="0"/>
+      <w:pPr>
+        <w:spacing w:line="276" w:lineRule="auto" w:after="120"/>
+        <w:jc w:val="left"/>
+      </w:pPr>
+      <w:r>
+        <w:rPr>
+          <w:rFonts w:ascii="Arial" w:hAnsi="Arial" w:cs="Arial"/>
+          <w:b w:val="0"/>
+          <w:color w:val="000000"/>
+          <w:sz w:val="22"/>
         </w:rPr>
         <w:t>A. Supaya semua pekerja bercakap dalam bahasa yang sama sepanjang masa.</w:t>
       </w:r>
     </w:p>
     <w:p>
-      <w:r>
-        <w:rPr>
-          <w:b w:val="0"/>
+      <w:pPr>
+        <w:spacing w:line="276" w:lineRule="auto" w:after="120"/>
+        <w:jc w:val="left"/>
+      </w:pPr>
+      <w:r>
+        <w:rPr>
+          <w:rFonts w:ascii="Arial" w:hAnsi="Arial" w:cs="Arial"/>
+          <w:b w:val="0"/>
+          <w:color w:val="000000"/>
+          <w:sz w:val="22"/>
         </w:rPr>
         <w:t>B. Untuk mengelakkan kesilapan komunikasi yang boleh membawa kepada kemalangan.</w:t>
       </w:r>
     </w:p>
     <w:p>
-      <w:r>
-        <w:rPr>
-          <w:b w:val="0"/>
+      <w:pPr>
+        <w:spacing w:line="276" w:lineRule="auto" w:after="120"/>
+        <w:jc w:val="left"/>
+      </w:pPr>
+      <w:r>
+        <w:rPr>
+          <w:rFonts w:ascii="Arial" w:hAnsi="Arial" w:cs="Arial"/>
+          <w:b w:val="0"/>
+          <w:color w:val="000000"/>
+          <w:sz w:val="22"/>
         </w:rPr>
         <w:t>C. Untuk mengurangkan bilangan mesyuarat pasukan.</w:t>
       </w:r>
     </w:p>
     <w:p>
-      <w:r>
-        <w:rPr>
-          <w:b w:val="0"/>
+      <w:pPr>
+        <w:spacing w:line="276" w:lineRule="auto" w:after="120"/>
+        <w:jc w:val="left"/>
+      </w:pPr>
+      <w:r>
+        <w:rPr>
+          <w:rFonts w:ascii="Arial" w:hAnsi="Arial" w:cs="Arial"/>
+          <w:b w:val="0"/>
+          <w:color w:val="000000"/>
+          <w:sz w:val="22"/>
         </w:rPr>
         <w:t>D. Supaya syarikat dapat menjimatkan belanja latihan.</w:t>
       </w:r>
     </w:p>
     <w:p>
-      <w:r>
-        <w:rPr>
-          <w:b w:val="0"/>
+      <w:pPr>
+        <w:spacing w:line="276" w:lineRule="auto" w:after="120"/>
+        <w:jc w:val="left"/>
+      </w:pPr>
+      <w:r>
+        <w:rPr>
+          <w:rFonts w:ascii="Arial" w:hAnsi="Arial" w:cs="Arial"/>
+          <w:b w:val="0"/>
+          <w:color w:val="000000"/>
+          <w:sz w:val="22"/>
         </w:rPr>
         <w:t>3. Semasa briefing dengan klien bukan dari industri media, seorang Editor studio 3U perlu berhati-hati menggunakan istilah seperti "timeline" dan "colour grading". Apakah sebab utama tindakan ini?</w:t>
       </w:r>
     </w:p>
     <w:p>
-      <w:r>
-        <w:rPr>
-          <w:b w:val="0"/>
+      <w:pPr>
+        <w:spacing w:line="276" w:lineRule="auto" w:after="120"/>
+        <w:jc w:val="left"/>
+      </w:pPr>
+      <w:r>
+        <w:rPr>
+          <w:rFonts w:ascii="Arial" w:hAnsi="Arial" w:cs="Arial"/>
+          <w:b w:val="0"/>
+          <w:color w:val="000000"/>
+          <w:sz w:val="22"/>
         </w:rPr>
         <w:t>A. Untuk mengelakkan klien berasa bosan dengan perbualan.</w:t>
       </w:r>
     </w:p>
     <w:p>
-      <w:r>
-        <w:rPr>
-          <w:b w:val="0"/>
+      <w:pPr>
+        <w:spacing w:line="276" w:lineRule="auto" w:after="120"/>
+        <w:jc w:val="left"/>
+      </w:pPr>
+      <w:r>
+        <w:rPr>
+          <w:rFonts w:ascii="Arial" w:hAnsi="Arial" w:cs="Arial"/>
+          <w:b w:val="0"/>
+          <w:color w:val="000000"/>
+          <w:sz w:val="22"/>
         </w:rPr>
         <w:t>B. Kerana jargon perlu digunakan dengan berhemat dan diterangkan kepada khalayak yang tidak biasa dengannya.</w:t>
       </w:r>
     </w:p>
     <w:p>
-      <w:r>
-        <w:rPr>
-          <w:b w:val="0"/>
+      <w:pPr>
+        <w:spacing w:line="276" w:lineRule="auto" w:after="120"/>
+        <w:jc w:val="left"/>
+      </w:pPr>
+      <w:r>
+        <w:rPr>
+          <w:rFonts w:ascii="Arial" w:hAnsi="Arial" w:cs="Arial"/>
+          <w:b w:val="0"/>
+          <w:color w:val="000000"/>
+          <w:sz w:val="22"/>
         </w:rPr>
         <w:t>C. Supaya Editor kelihatan lebih profesional.</w:t>
       </w:r>
     </w:p>
     <w:p>
-      <w:r>
-        <w:rPr>
-          <w:b w:val="0"/>
+      <w:pPr>
+        <w:spacing w:line="276" w:lineRule="auto" w:after="120"/>
+        <w:jc w:val="left"/>
+      </w:pPr>
+      <w:r>
+        <w:rPr>
+          <w:rFonts w:ascii="Arial" w:hAnsi="Arial" w:cs="Arial"/>
+          <w:b w:val="0"/>
+          <w:color w:val="000000"/>
+          <w:sz w:val="22"/>
         </w:rPr>
         <w:t>D. Kerana klien tidak dibenarkan mengetahui istilah teknikal.</w:t>
       </w:r>
     </w:p>
     <w:p>
-      <w:r>
-        <w:rPr>
-          <w:b w:val="0"/>
+      <w:pPr>
+        <w:spacing w:line="276" w:lineRule="auto" w:after="120"/>
+        <w:jc w:val="left"/>
+      </w:pPr>
+      <w:r>
+        <w:rPr>
+          <w:rFonts w:ascii="Arial" w:hAnsi="Arial" w:cs="Arial"/>
+          <w:b w:val="0"/>
+          <w:color w:val="000000"/>
+          <w:sz w:val="22"/>
         </w:rPr>
         <w:t>4. Apakah tujuan utama Analisis Kerja (Job Analysis) sebelum menyediakan huraian kerja (job description) bagi jawatan Assistant Video Editor?</w:t>
       </w:r>
     </w:p>
     <w:p>
-      <w:r>
-        <w:rPr>
-          <w:b w:val="0"/>
+      <w:pPr>
+        <w:spacing w:line="276" w:lineRule="auto" w:after="120"/>
+        <w:jc w:val="left"/>
+      </w:pPr>
+      <w:r>
+        <w:rPr>
+          <w:rFonts w:ascii="Arial" w:hAnsi="Arial" w:cs="Arial"/>
+          <w:b w:val="0"/>
+          <w:color w:val="000000"/>
+          <w:sz w:val="22"/>
         </w:rPr>
         <w:t>A. Menentukan gaji pekerja baharu.</w:t>
       </w:r>
     </w:p>
     <w:p>
-      <w:r>
-        <w:rPr>
-          <w:b w:val="0"/>
+      <w:pPr>
+        <w:spacing w:line="276" w:lineRule="auto" w:after="120"/>
+        <w:jc w:val="left"/>
+      </w:pPr>
+      <w:r>
+        <w:rPr>
+          <w:rFonts w:ascii="Arial" w:hAnsi="Arial" w:cs="Arial"/>
+          <w:b w:val="0"/>
+          <w:color w:val="000000"/>
+          <w:sz w:val="22"/>
         </w:rPr>
         <w:t>B. Mendapatkan maklumat tugas, aktiviti dan kelayakan yang diperlukan bagi jawatan tersebut.</w:t>
       </w:r>
     </w:p>
     <w:p>
-      <w:r>
-        <w:rPr>
-          <w:b w:val="0"/>
+      <w:pPr>
+        <w:spacing w:line="276" w:lineRule="auto" w:after="120"/>
+        <w:jc w:val="left"/>
+      </w:pPr>
+      <w:r>
+        <w:rPr>
+          <w:rFonts w:ascii="Arial" w:hAnsi="Arial" w:cs="Arial"/>
+          <w:b w:val="0"/>
+          <w:color w:val="000000"/>
+          <w:sz w:val="22"/>
         </w:rPr>
         <w:t>C. Menetapkan waktu bekerja rasmi studio.</w:t>
       </w:r>
     </w:p>
     <w:p>
-      <w:r>
-        <w:rPr>
-          <w:b w:val="0"/>
+      <w:pPr>
+        <w:spacing w:line="276" w:lineRule="auto" w:after="120"/>
+        <w:jc w:val="left"/>
+      </w:pPr>
+      <w:r>
+        <w:rPr>
+          <w:rFonts w:ascii="Arial" w:hAnsi="Arial" w:cs="Arial"/>
+          <w:b w:val="0"/>
+          <w:color w:val="000000"/>
+          <w:sz w:val="22"/>
         </w:rPr>
         <w:t>D. Memilih peralatan yang akan digunakan oleh pekerja.</w:t>
       </w:r>
     </w:p>
     <w:p>
-      <w:r>
-        <w:rPr>
-          <w:b w:val="0"/>
+      <w:pPr>
+        <w:spacing w:line="276" w:lineRule="auto" w:after="120"/>
+        <w:jc w:val="left"/>
+      </w:pPr>
+      <w:r>
+        <w:rPr>
+          <w:rFonts w:ascii="Arial" w:hAnsi="Arial" w:cs="Arial"/>
+          <w:b w:val="0"/>
+          <w:color w:val="000000"/>
+          <w:sz w:val="22"/>
         </w:rPr>
         <w:t>5. Apakah perbezaan utama antara prosedur kerja (job procedure) dan tatacara kerja (working procedure) di sebuah studio penyuntingan video?</w:t>
       </w:r>
     </w:p>
     <w:p>
-      <w:r>
-        <w:rPr>
-          <w:b w:val="0"/>
+      <w:pPr>
+        <w:spacing w:before="120" w:after="120" w:line="276" w:lineRule="auto"/>
+        <w:jc w:val="left"/>
+      </w:pPr>
+      <w:r>
+        <w:rPr>
+          <w:rFonts w:ascii="Arial" w:hAnsi="Arial" w:cs="Arial"/>
+          <w:b/>
+          <w:color w:val="000000"/>
+          <w:sz w:val="24"/>
         </w:rPr>
         <w:t>I. Prosedur kerja mengenal pasti kerja secara langkah demi langkah dengan penerangan terperinci.</w:t>
       </w:r>
     </w:p>
     <w:p>
-      <w:r>
-        <w:rPr>
-          <w:b w:val="0"/>
+      <w:pPr>
+        <w:spacing w:before="120" w:after="120" w:line="276" w:lineRule="auto"/>
+        <w:jc w:val="left"/>
+      </w:pPr>
+      <w:r>
+        <w:rPr>
+          <w:rFonts w:ascii="Arial" w:hAnsi="Arial" w:cs="Arial"/>
+          <w:b/>
+          <w:color w:val="000000"/>
+          <w:sz w:val="24"/>
         </w:rPr>
         <w:t>II. Tatacara kerja adalah urutan langkah umum untuk memastikan konsistensi dan keselamatan.</w:t>
       </w:r>
     </w:p>
     <w:p>
-      <w:r>
-        <w:rPr>
-          <w:b w:val="0"/>
+      <w:pPr>
+        <w:spacing w:before="120" w:after="120" w:line="276" w:lineRule="auto"/>
+        <w:jc w:val="left"/>
+      </w:pPr>
+      <w:r>
+        <w:rPr>
+          <w:rFonts w:ascii="Arial" w:hAnsi="Arial" w:cs="Arial"/>
+          <w:b/>
+          <w:color w:val="000000"/>
+          <w:sz w:val="24"/>
         </w:rPr>
         <w:t>III. Kedua-duanya tidak berkaitan dengan analisis kerja.</w:t>
       </w:r>
     </w:p>
     <w:p>
-      <w:r>
-        <w:rPr>
-          <w:b w:val="0"/>
+      <w:pPr>
+        <w:spacing w:before="120" w:after="120" w:line="276" w:lineRule="auto"/>
+        <w:jc w:val="left"/>
+      </w:pPr>
+      <w:r>
+        <w:rPr>
+          <w:rFonts w:ascii="Arial" w:hAnsi="Arial" w:cs="Arial"/>
+          <w:b/>
+          <w:color w:val="000000"/>
+          <w:sz w:val="24"/>
         </w:rPr>
         <w:t>IV. Tatacara kerja hanya digunakan untuk kerja pentadbiran, bukan kerja teknikal.</w:t>
       </w:r>
     </w:p>
     <w:p>
-      <w:r>
-        <w:rPr>
-          <w:b w:val="0"/>
+      <w:pPr>
+        <w:spacing w:line="276" w:lineRule="auto" w:after="120"/>
+        <w:jc w:val="left"/>
+      </w:pPr>
+      <w:r>
+        <w:rPr>
+          <w:rFonts w:ascii="Arial" w:hAnsi="Arial" w:cs="Arial"/>
+          <w:b w:val="0"/>
+          <w:color w:val="000000"/>
+          <w:sz w:val="22"/>
         </w:rPr>
         <w:t>A. I dan II.</w:t>
       </w:r>
     </w:p>
     <w:p>
-      <w:r>
-        <w:rPr>
-          <w:b w:val="0"/>
+      <w:pPr>
+        <w:spacing w:line="276" w:lineRule="auto" w:after="120"/>
+        <w:jc w:val="left"/>
+      </w:pPr>
+      <w:r>
+        <w:rPr>
+          <w:rFonts w:ascii="Arial" w:hAnsi="Arial" w:cs="Arial"/>
+          <w:b w:val="0"/>
+          <w:color w:val="000000"/>
+          <w:sz w:val="22"/>
         </w:rPr>
         <w:t>B. I dan III.</w:t>
       </w:r>
     </w:p>
     <w:p>
-      <w:r>
-        <w:rPr>
-          <w:b w:val="0"/>
+      <w:pPr>
+        <w:spacing w:line="276" w:lineRule="auto" w:after="120"/>
+        <w:jc w:val="left"/>
+      </w:pPr>
+      <w:r>
+        <w:rPr>
+          <w:rFonts w:ascii="Arial" w:hAnsi="Arial" w:cs="Arial"/>
+          <w:b w:val="0"/>
+          <w:color w:val="000000"/>
+          <w:sz w:val="22"/>
         </w:rPr>
         <w:t>C. II dan IV.</w:t>
       </w:r>
     </w:p>
     <w:p>
-      <w:r>
-        <w:rPr>
-          <w:b w:val="0"/>
+      <w:pPr>
+        <w:spacing w:line="276" w:lineRule="auto" w:after="120"/>
+        <w:jc w:val="left"/>
+      </w:pPr>
+      <w:r>
+        <w:rPr>
+          <w:rFonts w:ascii="Arial" w:hAnsi="Arial" w:cs="Arial"/>
+          <w:b w:val="0"/>
+          <w:color w:val="000000"/>
+          <w:sz w:val="22"/>
         </w:rPr>
         <w:t>D. III dan IV.</w:t>
       </w:r>
     </w:p>
     <w:p>
-      <w:r>
-        <w:rPr>
-          <w:b w:val="0"/>
+      <w:pPr>
+        <w:spacing w:line="276" w:lineRule="auto" w:after="120"/>
+        <w:jc w:val="left"/>
+      </w:pPr>
+      <w:r>
+        <w:rPr>
+          <w:rFonts w:ascii="Arial" w:hAnsi="Arial" w:cs="Arial"/>
+          <w:b w:val="0"/>
+          <w:color w:val="000000"/>
+          <w:sz w:val="22"/>
         </w:rPr>
         <w:t>6. Sebuah studio mendapati fail projek klien hilang kerana Editor yang berlainan mengikuti langkah backup yang berbeza-beza. Amalan manakah yang paling sesuai diperkenalkan untuk mengelakkan masalah ini berulang?</w:t>
       </w:r>
     </w:p>
     <w:p>
-      <w:r>
-        <w:rPr>
-          <w:b w:val="0"/>
+      <w:pPr>
+        <w:spacing w:line="276" w:lineRule="auto" w:after="120"/>
+        <w:jc w:val="left"/>
+      </w:pPr>
+      <w:r>
+        <w:rPr>
+          <w:rFonts w:ascii="Arial" w:hAnsi="Arial" w:cs="Arial"/>
+          <w:b w:val="0"/>
+          <w:color w:val="000000"/>
+          <w:sz w:val="22"/>
         </w:rPr>
         <w:t>A. Memberhentikan Editor yang bertanggungjawab.</w:t>
       </w:r>
     </w:p>
     <w:p>
-      <w:r>
-        <w:rPr>
-          <w:b w:val="0"/>
+      <w:pPr>
+        <w:spacing w:line="276" w:lineRule="auto" w:after="120"/>
+        <w:jc w:val="left"/>
+      </w:pPr>
+      <w:r>
+        <w:rPr>
+          <w:rFonts w:ascii="Arial" w:hAnsi="Arial" w:cs="Arial"/>
+          <w:b w:val="0"/>
+          <w:color w:val="000000"/>
+          <w:sz w:val="22"/>
         </w:rPr>
         <w:t>B. Menetapkan satu tatacara kerja piawai ingest dan backup footage yang diikuti semua Editor.</w:t>
       </w:r>
     </w:p>
     <w:p>
-      <w:r>
-        <w:rPr>
-          <w:b w:val="0"/>
+      <w:pPr>
+        <w:spacing w:line="276" w:lineRule="auto" w:after="120"/>
+        <w:jc w:val="left"/>
+      </w:pPr>
+      <w:r>
+        <w:rPr>
+          <w:rFonts w:ascii="Arial" w:hAnsi="Arial" w:cs="Arial"/>
+          <w:b w:val="0"/>
+          <w:color w:val="000000"/>
+          <w:sz w:val="22"/>
         </w:rPr>
         <w:t>C. Membenarkan setiap Editor menggunakan kaedah backup sendiri mengikut kreativiti masing-masing.</w:t>
       </w:r>
     </w:p>
     <w:p>
-      <w:r>
-        <w:rPr>
-          <w:b w:val="0"/>
+      <w:pPr>
+        <w:spacing w:line="276" w:lineRule="auto" w:after="120"/>
+        <w:jc w:val="left"/>
+      </w:pPr>
+      <w:r>
+        <w:rPr>
+          <w:rFonts w:ascii="Arial" w:hAnsi="Arial" w:cs="Arial"/>
+          <w:b w:val="0"/>
+          <w:color w:val="000000"/>
+          <w:sz w:val="22"/>
         </w:rPr>
         <w:t>D. Mengurangkan bilangan projek yang diterima studio.</w:t>
       </w:r>
     </w:p>
     <w:p>
-      <w:r>
-        <w:rPr>
-          <w:b w:val="0"/>
+      <w:pPr>
+        <w:spacing w:line="276" w:lineRule="auto" w:after="120"/>
+        <w:jc w:val="left"/>
+      </w:pPr>
+      <w:r>
+        <w:rPr>
+          <w:rFonts w:ascii="Arial" w:hAnsi="Arial" w:cs="Arial"/>
+          <w:b w:val="0"/>
+          <w:color w:val="000000"/>
+          <w:sz w:val="22"/>
         </w:rPr>
         <w:t>7. Kitaran "Plan-Do-Check-Act" digunakan dalam membangunkan arahan kerja (work instruction) bagi sesi color grading di studio. Padankan fasa dengan tindakan yang betul.</w:t>
       </w:r>
     </w:p>
     <w:p>
-      <w:r>
-        <w:rPr>
-          <w:b w:val="0"/>
+      <w:pPr>
+        <w:spacing w:before="120" w:after="120" w:line="276" w:lineRule="auto"/>
+        <w:jc w:val="left"/>
+      </w:pPr>
+      <w:r>
+        <w:rPr>
+          <w:rFonts w:ascii="Arial" w:hAnsi="Arial" w:cs="Arial"/>
+          <w:b/>
+          <w:color w:val="000000"/>
+          <w:sz w:val="24"/>
         </w:rPr>
         <w:t>I. Plan — melatih Editor baharu bersama pakar proses.</w:t>
       </w:r>
     </w:p>
     <w:p>
-      <w:r>
-        <w:rPr>
-          <w:b w:val="0"/>
+      <w:pPr>
+        <w:spacing w:before="120" w:after="120" w:line="276" w:lineRule="auto"/>
+        <w:jc w:val="left"/>
+      </w:pPr>
+      <w:r>
+        <w:rPr>
+          <w:rFonts w:ascii="Arial" w:hAnsi="Arial" w:cs="Arial"/>
+          <w:b/>
+          <w:color w:val="000000"/>
+          <w:sz w:val="24"/>
         </w:rPr>
         <w:t>II. Do — memastikan arahan mudah diakses dan difahami.</w:t>
       </w:r>
     </w:p>
     <w:p>
-      <w:r>
-        <w:rPr>
-          <w:b w:val="0"/>
+      <w:pPr>
+        <w:spacing w:before="120" w:after="120" w:line="276" w:lineRule="auto"/>
+        <w:jc w:val="left"/>
+      </w:pPr>
+      <w:r>
+        <w:rPr>
+          <w:rFonts w:ascii="Arial" w:hAnsi="Arial" w:cs="Arial"/>
+          <w:b/>
+          <w:color w:val="000000"/>
+          <w:sz w:val="24"/>
         </w:rPr>
         <w:t>III. Check — menyemak arahan semasa ketidakpatuhan berlaku.</w:t>
       </w:r>
     </w:p>
     <w:p>
-      <w:r>
-        <w:rPr>
-          <w:b w:val="0"/>
+      <w:pPr>
+        <w:spacing w:before="120" w:after="120" w:line="276" w:lineRule="auto"/>
+        <w:jc w:val="left"/>
+      </w:pPr>
+      <w:r>
+        <w:rPr>
+          <w:rFonts w:ascii="Arial" w:hAnsi="Arial" w:cs="Arial"/>
+          <w:b/>
+          <w:color w:val="000000"/>
+          <w:sz w:val="24"/>
         </w:rPr>
         <w:t>IV. Act — mengekalkan arahan tanpa sebarang perubahan buat selama-lamanya.</w:t>
       </w:r>
     </w:p>
     <w:p>
-      <w:r>
-        <w:rPr>
-          <w:b w:val="0"/>
+      <w:pPr>
+        <w:spacing w:line="276" w:lineRule="auto" w:after="120"/>
+        <w:jc w:val="left"/>
+      </w:pPr>
+      <w:r>
+        <w:rPr>
+          <w:rFonts w:ascii="Arial" w:hAnsi="Arial" w:cs="Arial"/>
+          <w:b w:val="0"/>
+          <w:color w:val="000000"/>
+          <w:sz w:val="22"/>
         </w:rPr>
         <w:t>A. I, II dan III sahaja betul.</w:t>
       </w:r>
     </w:p>
     <w:p>
-      <w:r>
-        <w:rPr>
-          <w:b w:val="0"/>
+      <w:pPr>
+        <w:spacing w:line="276" w:lineRule="auto" w:after="120"/>
+        <w:jc w:val="left"/>
+      </w:pPr>
+      <w:r>
+        <w:rPr>
+          <w:rFonts w:ascii="Arial" w:hAnsi="Arial" w:cs="Arial"/>
+          <w:b w:val="0"/>
+          <w:color w:val="000000"/>
+          <w:sz w:val="22"/>
         </w:rPr>
         <w:t>B. I, II dan IV sahaja betul.</w:t>
       </w:r>
     </w:p>
     <w:p>
-      <w:r>
-        <w:rPr>
-          <w:b w:val="0"/>
+      <w:pPr>
+        <w:spacing w:line="276" w:lineRule="auto" w:after="120"/>
+        <w:jc w:val="left"/>
+      </w:pPr>
+      <w:r>
+        <w:rPr>
+          <w:rFonts w:ascii="Arial" w:hAnsi="Arial" w:cs="Arial"/>
+          <w:b w:val="0"/>
+          <w:color w:val="000000"/>
+          <w:sz w:val="22"/>
         </w:rPr>
         <w:t>C. II, III dan IV sahaja betul.</w:t>
       </w:r>
     </w:p>
     <w:p>
-      <w:r>
-        <w:rPr>
-          <w:b w:val="0"/>
+      <w:pPr>
+        <w:spacing w:line="276" w:lineRule="auto" w:after="120"/>
+        <w:jc w:val="left"/>
+      </w:pPr>
+      <w:r>
+        <w:rPr>
+          <w:rFonts w:ascii="Arial" w:hAnsi="Arial" w:cs="Arial"/>
+          <w:b w:val="0"/>
+          <w:color w:val="000000"/>
+          <w:sz w:val="22"/>
         </w:rPr>
         <w:t>D. Semua betul.</w:t>
       </w:r>
     </w:p>
     <w:p>
-      <w:r>
-        <w:rPr>
-          <w:b w:val="0"/>
+      <w:pPr>
+        <w:spacing w:line="276" w:lineRule="auto" w:after="120"/>
+        <w:jc w:val="left"/>
+      </w:pPr>
+      <w:r>
+        <w:rPr>
+          <w:rFonts w:ascii="Arial" w:hAnsi="Arial" w:cs="Arial"/>
+          <w:b w:val="0"/>
+          <w:color w:val="000000"/>
+          <w:sz w:val="22"/>
         </w:rPr>
         <w:t>8. Manakah antara berikut BUKAN salah satu daripada empat jenis bahan rujukan kerja yang dinyatakan dalam Kertas Penerangan 1.1?</w:t>
       </w:r>
     </w:p>
     <w:p>
-      <w:r>
-        <w:rPr>
-          <w:b w:val="0"/>
+      <w:pPr>
+        <w:spacing w:line="276" w:lineRule="auto" w:after="120"/>
+        <w:jc w:val="left"/>
+      </w:pPr>
+      <w:r>
+        <w:rPr>
+          <w:rFonts w:ascii="Arial" w:hAnsi="Arial" w:cs="Arial"/>
+          <w:b w:val="0"/>
+          <w:color w:val="000000"/>
+          <w:sz w:val="22"/>
         </w:rPr>
         <w:t>A. Garis panduan tanggungjawab kerja.</w:t>
       </w:r>
     </w:p>
     <w:p>
-      <w:r>
-        <w:rPr>
-          <w:b w:val="0"/>
+      <w:pPr>
+        <w:spacing w:line="276" w:lineRule="auto" w:after="120"/>
+        <w:jc w:val="left"/>
+      </w:pPr>
+      <w:r>
+        <w:rPr>
+          <w:rFonts w:ascii="Arial" w:hAnsi="Arial" w:cs="Arial"/>
+          <w:b w:val="0"/>
+          <w:color w:val="000000"/>
+          <w:sz w:val="22"/>
         </w:rPr>
         <w:t>B. Prosedur kerja.</w:t>
       </w:r>
     </w:p>
     <w:p>
-      <w:r>
-        <w:rPr>
-          <w:b w:val="0"/>
+      <w:pPr>
+        <w:spacing w:line="276" w:lineRule="auto" w:after="120"/>
+        <w:jc w:val="left"/>
+      </w:pPr>
+      <w:r>
+        <w:rPr>
+          <w:rFonts w:ascii="Arial" w:hAnsi="Arial" w:cs="Arial"/>
+          <w:b w:val="0"/>
+          <w:color w:val="000000"/>
+          <w:sz w:val="22"/>
         </w:rPr>
         <w:t>C. Laporan kewangan tahunan.</w:t>
       </w:r>
     </w:p>
     <w:p>
-      <w:r>
-        <w:rPr>
-          <w:b w:val="0"/>
+      <w:pPr>
+        <w:spacing w:line="276" w:lineRule="auto" w:after="120"/>
+        <w:jc w:val="left"/>
+      </w:pPr>
+      <w:r>
+        <w:rPr>
+          <w:rFonts w:ascii="Arial" w:hAnsi="Arial" w:cs="Arial"/>
+          <w:b w:val="0"/>
+          <w:color w:val="000000"/>
+          <w:sz w:val="22"/>
         </w:rPr>
         <w:t>D. Arahan kerja.</w:t>
       </w:r>
     </w:p>
     <w:p>
-      <w:r>
-        <w:rPr>
-          <w:b w:val="0"/>
+      <w:pPr>
+        <w:spacing w:line="276" w:lineRule="auto" w:after="120"/>
+        <w:jc w:val="left"/>
+      </w:pPr>
+      <w:r>
+        <w:rPr>
+          <w:rFonts w:ascii="Arial" w:hAnsi="Arial" w:cs="Arial"/>
+          <w:b w:val="0"/>
+          <w:color w:val="000000"/>
+          <w:sz w:val="22"/>
         </w:rPr>
         <w:t>9. Apakah bentuk komunikasi yang berlaku apabila seorang Editor bersendirian membuat keputusan tentang urutan cut terbaik untuk sesuatu adegan?</w:t>
       </w:r>
     </w:p>
     <w:p>
-      <w:r>
-        <w:rPr>
-          <w:b w:val="0"/>
+      <w:pPr>
+        <w:spacing w:line="276" w:lineRule="auto" w:after="120"/>
+        <w:jc w:val="left"/>
+      </w:pPr>
+      <w:r>
+        <w:rPr>
+          <w:rFonts w:ascii="Arial" w:hAnsi="Arial" w:cs="Arial"/>
+          <w:b w:val="0"/>
+          <w:color w:val="000000"/>
+          <w:sz w:val="22"/>
         </w:rPr>
         <w:t>A. Komunikasi intrapersonal.</w:t>
       </w:r>
     </w:p>
     <w:p>
-      <w:r>
-        <w:rPr>
-          <w:b w:val="0"/>
+      <w:pPr>
+        <w:spacing w:line="276" w:lineRule="auto" w:after="120"/>
+        <w:jc w:val="left"/>
+      </w:pPr>
+      <w:r>
+        <w:rPr>
+          <w:rFonts w:ascii="Arial" w:hAnsi="Arial" w:cs="Arial"/>
+          <w:b w:val="0"/>
+          <w:color w:val="000000"/>
+          <w:sz w:val="22"/>
         </w:rPr>
         <w:t>B. Komunikasi kumpulan kecil.</w:t>
       </w:r>
     </w:p>
     <w:p>
-      <w:r>
-        <w:rPr>
-          <w:b w:val="0"/>
+      <w:pPr>
+        <w:spacing w:line="276" w:lineRule="auto" w:after="120"/>
+        <w:jc w:val="left"/>
+      </w:pPr>
+      <w:r>
+        <w:rPr>
+          <w:rFonts w:ascii="Arial" w:hAnsi="Arial" w:cs="Arial"/>
+          <w:b w:val="0"/>
+          <w:color w:val="000000"/>
+          <w:sz w:val="22"/>
         </w:rPr>
         <w:t>C. Komunikasi massa.</w:t>
       </w:r>
     </w:p>
     <w:p>
-      <w:r>
-        <w:rPr>
-          <w:b w:val="0"/>
+      <w:pPr>
+        <w:spacing w:line="276" w:lineRule="auto" w:after="120"/>
+        <w:jc w:val="left"/>
+      </w:pPr>
+      <w:r>
+        <w:rPr>
+          <w:rFonts w:ascii="Arial" w:hAnsi="Arial" w:cs="Arial"/>
+          <w:b w:val="0"/>
+          <w:color w:val="000000"/>
+          <w:sz w:val="22"/>
         </w:rPr>
         <w:t>D. Komunikasi korporat.</w:t>
       </w:r>
     </w:p>
     <w:p>
-      <w:r>
-        <w:rPr>
-          <w:b w:val="0"/>
+      <w:pPr>
+        <w:spacing w:line="276" w:lineRule="auto" w:after="120"/>
+        <w:jc w:val="left"/>
+      </w:pPr>
+      <w:r>
+        <w:rPr>
+          <w:rFonts w:ascii="Arial" w:hAnsi="Arial" w:cs="Arial"/>
+          <w:b w:val="0"/>
+          <w:color w:val="000000"/>
+          <w:sz w:val="22"/>
         </w:rPr>
         <w:t>10. Apakah bentuk komunikasi yang berlaku semasa mesyuarat pasukan post-production (Editor, Colourist, Sound Designer) membincangkan deadline siaran?</w:t>
       </w:r>
     </w:p>
     <w:p>
-      <w:r>
-        <w:rPr>
-          <w:b w:val="0"/>
+      <w:pPr>
+        <w:spacing w:line="276" w:lineRule="auto" w:after="120"/>
+        <w:jc w:val="left"/>
+      </w:pPr>
+      <w:r>
+        <w:rPr>
+          <w:rFonts w:ascii="Arial" w:hAnsi="Arial" w:cs="Arial"/>
+          <w:b w:val="0"/>
+          <w:color w:val="000000"/>
+          <w:sz w:val="22"/>
         </w:rPr>
         <w:t>A. Komunikasi intrapersonal.</w:t>
       </w:r>
     </w:p>
     <w:p>
-      <w:r>
-        <w:rPr>
-          <w:b w:val="0"/>
+      <w:pPr>
+        <w:spacing w:line="276" w:lineRule="auto" w:after="120"/>
+        <w:jc w:val="left"/>
+      </w:pPr>
+      <w:r>
+        <w:rPr>
+          <w:rFonts w:ascii="Arial" w:hAnsi="Arial" w:cs="Arial"/>
+          <w:b w:val="0"/>
+          <w:color w:val="000000"/>
+          <w:sz w:val="22"/>
         </w:rPr>
         <w:t>B. Komunikasi kumpulan kecil.</w:t>
       </w:r>
     </w:p>
     <w:p>
-      <w:r>
-        <w:rPr>
-          <w:b w:val="0"/>
+      <w:pPr>
+        <w:spacing w:line="276" w:lineRule="auto" w:after="120"/>
+        <w:jc w:val="left"/>
+      </w:pPr>
+      <w:r>
+        <w:rPr>
+          <w:rFonts w:ascii="Arial" w:hAnsi="Arial" w:cs="Arial"/>
+          <w:b w:val="0"/>
+          <w:color w:val="000000"/>
+          <w:sz w:val="22"/>
         </w:rPr>
         <w:t>C. Komunikasi massa.</w:t>
       </w:r>
     </w:p>
     <w:p>
-      <w:r>
-        <w:rPr>
-          <w:b w:val="0"/>
+      <w:pPr>
+        <w:spacing w:line="276" w:lineRule="auto" w:after="120"/>
+        <w:jc w:val="left"/>
+      </w:pPr>
+      <w:r>
+        <w:rPr>
+          <w:rFonts w:ascii="Arial" w:hAnsi="Arial" w:cs="Arial"/>
+          <w:b w:val="0"/>
+          <w:color w:val="000000"/>
+          <w:sz w:val="22"/>
         </w:rPr>
         <w:t>D. Komunikasi antara budaya.</w:t>
       </w:r>
     </w:p>
     <w:p>
-      <w:r>
-        <w:rPr>
-          <w:b w:val="0"/>
+      <w:pPr>
+        <w:spacing w:line="276" w:lineRule="auto" w:after="120"/>
+        <w:jc w:val="left"/>
+      </w:pPr>
+      <w:r>
+        <w:rPr>
+          <w:rFonts w:ascii="Arial" w:hAnsi="Arial" w:cs="Arial"/>
+          <w:b w:val="0"/>
+          <w:color w:val="000000"/>
+          <w:sz w:val="22"/>
         </w:rPr>
         <w:t>11. Video promosi 3U yang disiarkan melalui YouTube dan televisyen kepada ramai penonton adalah contoh komunikasi jenis apa?</w:t>
       </w:r>
     </w:p>
     <w:p>
-      <w:r>
-        <w:rPr>
-          <w:b w:val="0"/>
+      <w:pPr>
+        <w:spacing w:line="276" w:lineRule="auto" w:after="120"/>
+        <w:jc w:val="left"/>
+      </w:pPr>
+      <w:r>
+        <w:rPr>
+          <w:rFonts w:ascii="Arial" w:hAnsi="Arial" w:cs="Arial"/>
+          <w:b w:val="0"/>
+          <w:color w:val="000000"/>
+          <w:sz w:val="22"/>
         </w:rPr>
         <w:t>A. Komunikasi awam.</w:t>
       </w:r>
     </w:p>
     <w:p>
-      <w:r>
-        <w:rPr>
-          <w:b w:val="0"/>
+      <w:pPr>
+        <w:spacing w:line="276" w:lineRule="auto" w:after="120"/>
+        <w:jc w:val="left"/>
+      </w:pPr>
+      <w:r>
+        <w:rPr>
+          <w:rFonts w:ascii="Arial" w:hAnsi="Arial" w:cs="Arial"/>
+          <w:b w:val="0"/>
+          <w:color w:val="000000"/>
+          <w:sz w:val="22"/>
         </w:rPr>
         <w:t>B. Komunikasi massa.</w:t>
       </w:r>
     </w:p>
     <w:p>
-      <w:r>
-        <w:rPr>
-          <w:b w:val="0"/>
+      <w:pPr>
+        <w:spacing w:line="276" w:lineRule="auto" w:after="120"/>
+        <w:jc w:val="left"/>
+      </w:pPr>
+      <w:r>
+        <w:rPr>
+          <w:rFonts w:ascii="Arial" w:hAnsi="Arial" w:cs="Arial"/>
+          <w:b w:val="0"/>
+          <w:color w:val="000000"/>
+          <w:sz w:val="22"/>
         </w:rPr>
         <w:t>C. Komunikasi intrapersonal.</w:t>
       </w:r>
     </w:p>
     <w:p>
-      <w:r>
-        <w:rPr>
-          <w:b w:val="0"/>
+      <w:pPr>
+        <w:spacing w:line="276" w:lineRule="auto" w:after="120"/>
+        <w:jc w:val="left"/>
+      </w:pPr>
+      <w:r>
+        <w:rPr>
+          <w:rFonts w:ascii="Arial" w:hAnsi="Arial" w:cs="Arial"/>
+          <w:b w:val="0"/>
+          <w:color w:val="000000"/>
+          <w:sz w:val="22"/>
         </w:rPr>
         <w:t>D. Komunikasi korporat.</w:t>
       </w:r>
     </w:p>
     <w:p>
-      <w:r>
-        <w:rPr>
-          <w:b w:val="0"/>
+      <w:pPr>
+        <w:spacing w:line="276" w:lineRule="auto" w:after="120"/>
+        <w:jc w:val="left"/>
+      </w:pPr>
+      <w:r>
+        <w:rPr>
+          <w:rFonts w:ascii="Arial" w:hAnsi="Arial" w:cs="Arial"/>
+          <w:b w:val="0"/>
+          <w:color w:val="000000"/>
+          <w:sz w:val="22"/>
         </w:rPr>
         <w:t>12. Semasa sesi review jarak jauh dengan klien antarabangsa, seorang Editor studio 3U memerhatikan ekspresi wajah Director semasa menonton rough cut sebelum sebarang ulasan lisan diberikan. Ini adalah contoh komunikasi jenis apa?</w:t>
       </w:r>
     </w:p>
     <w:p>
-      <w:r>
-        <w:rPr>
-          <w:b w:val="0"/>
+      <w:pPr>
+        <w:spacing w:line="276" w:lineRule="auto" w:after="120"/>
+        <w:jc w:val="left"/>
+      </w:pPr>
+      <w:r>
+        <w:rPr>
+          <w:rFonts w:ascii="Arial" w:hAnsi="Arial" w:cs="Arial"/>
+          <w:b w:val="0"/>
+          <w:color w:val="000000"/>
+          <w:sz w:val="22"/>
         </w:rPr>
         <w:t>A. Komunikasi bertulis.</w:t>
       </w:r>
     </w:p>
     <w:p>
-      <w:r>
-        <w:rPr>
-          <w:b w:val="0"/>
+      <w:pPr>
+        <w:spacing w:line="276" w:lineRule="auto" w:after="120"/>
+        <w:jc w:val="left"/>
+      </w:pPr>
+      <w:r>
+        <w:rPr>
+          <w:rFonts w:ascii="Arial" w:hAnsi="Arial" w:cs="Arial"/>
+          <w:b w:val="0"/>
+          <w:color w:val="000000"/>
+          <w:sz w:val="22"/>
         </w:rPr>
         <w:t>B. Komunikasi bukan verbal.</w:t>
       </w:r>
     </w:p>
     <w:p>
-      <w:r>
-        <w:rPr>
-          <w:b w:val="0"/>
+      <w:pPr>
+        <w:spacing w:line="276" w:lineRule="auto" w:after="120"/>
+        <w:jc w:val="left"/>
+      </w:pPr>
+      <w:r>
+        <w:rPr>
+          <w:rFonts w:ascii="Arial" w:hAnsi="Arial" w:cs="Arial"/>
+          <w:b w:val="0"/>
+          <w:color w:val="000000"/>
+          <w:sz w:val="22"/>
         </w:rPr>
         <w:t>C. Komunikasi massa.</w:t>
       </w:r>
     </w:p>
     <w:p>
-      <w:r>
-        <w:rPr>
-          <w:b w:val="0"/>
+      <w:pPr>
+        <w:spacing w:line="276" w:lineRule="auto" w:after="120"/>
+        <w:jc w:val="left"/>
+      </w:pPr>
+      <w:r>
+        <w:rPr>
+          <w:rFonts w:ascii="Arial" w:hAnsi="Arial" w:cs="Arial"/>
+          <w:b w:val="0"/>
+          <w:color w:val="000000"/>
+          <w:sz w:val="22"/>
         </w:rPr>
         <w:t>D. Komunikasi intrapersonal.</w:t>
       </w:r>
     </w:p>
     <w:p>
-      <w:r>
-        <w:rPr>
-          <w:b w:val="0"/>
+      <w:pPr>
+        <w:spacing w:line="276" w:lineRule="auto" w:after="120"/>
+        <w:jc w:val="left"/>
+      </w:pPr>
+      <w:r>
+        <w:rPr>
+          <w:rFonts w:ascii="Arial" w:hAnsi="Arial" w:cs="Arial"/>
+          <w:b w:val="0"/>
+          <w:color w:val="000000"/>
+          <w:sz w:val="22"/>
         </w:rPr>
         <w:t>13. Apakah kelebihan utama komunikasi lisan berbanding komunikasi bertulis semasa sesi edit review segera antara Editor dan Director?</w:t>
       </w:r>
     </w:p>
     <w:p>
-      <w:r>
-        <w:rPr>
-          <w:b w:val="0"/>
+      <w:pPr>
+        <w:spacing w:line="276" w:lineRule="auto" w:after="120"/>
+        <w:jc w:val="left"/>
+      </w:pPr>
+      <w:r>
+        <w:rPr>
+          <w:rFonts w:ascii="Arial" w:hAnsi="Arial" w:cs="Arial"/>
+          <w:b w:val="0"/>
+          <w:color w:val="000000"/>
+          <w:sz w:val="22"/>
         </w:rPr>
         <w:t>A. Ia lebih formal dan lebih sah dari segi undang-undang.</w:t>
       </w:r>
     </w:p>
     <w:p>
-      <w:r>
-        <w:rPr>
-          <w:b w:val="0"/>
+      <w:pPr>
+        <w:spacing w:line="276" w:lineRule="auto" w:after="120"/>
+        <w:jc w:val="left"/>
+      </w:pPr>
+      <w:r>
+        <w:rPr>
+          <w:rFonts w:ascii="Arial" w:hAnsi="Arial" w:cs="Arial"/>
+          <w:b w:val="0"/>
+          <w:color w:val="000000"/>
+          <w:sz w:val="22"/>
         </w:rPr>
         <w:t>B. Maklum balas adalah spontan dan keputusan boleh dibuat dengan cepat.</w:t>
       </w:r>
     </w:p>
     <w:p>
-      <w:r>
-        <w:rPr>
-          <w:b w:val="0"/>
+      <w:pPr>
+        <w:spacing w:line="276" w:lineRule="auto" w:after="120"/>
+        <w:jc w:val="left"/>
+      </w:pPr>
+      <w:r>
+        <w:rPr>
+          <w:rFonts w:ascii="Arial" w:hAnsi="Arial" w:cs="Arial"/>
+          <w:b w:val="0"/>
+          <w:color w:val="000000"/>
+          <w:sz w:val="22"/>
         </w:rPr>
         <w:t>C. Ia tidak memerlukan kehadiran kedua-dua pihak pada masa yang sama.</w:t>
       </w:r>
     </w:p>
     <w:p>
-      <w:r>
-        <w:rPr>
-          <w:b w:val="0"/>
+      <w:pPr>
+        <w:spacing w:line="276" w:lineRule="auto" w:after="120"/>
+        <w:jc w:val="left"/>
+      </w:pPr>
+      <w:r>
+        <w:rPr>
+          <w:rFonts w:ascii="Arial" w:hAnsi="Arial" w:cs="Arial"/>
+          <w:b w:val="0"/>
+          <w:color w:val="000000"/>
+          <w:sz w:val="22"/>
         </w:rPr>
         <w:t>D. Ia sentiasa direkodkan secara automatik untuk rujukan masa depan.</w:t>
       </w:r>
     </w:p>
     <w:p>
-      <w:r>
-        <w:rPr>
-          <w:b w:val="0"/>
+      <w:pPr>
+        <w:spacing w:line="276" w:lineRule="auto" w:after="120"/>
+        <w:jc w:val="left"/>
+      </w:pPr>
+      <w:r>
+        <w:rPr>
+          <w:rFonts w:ascii="Arial" w:hAnsi="Arial" w:cs="Arial"/>
+          <w:b w:val="0"/>
+          <w:color w:val="000000"/>
+          <w:sz w:val="22"/>
         </w:rPr>
         <w:t>14. Mengapakah arahan lisan sahaja mengenai perubahan format export video berisiko menyebabkan kesilapan penghantaran fail kepada klien?</w:t>
       </w:r>
     </w:p>
     <w:p>
-      <w:r>
-        <w:rPr>
-          <w:b w:val="0"/>
+      <w:pPr>
+        <w:spacing w:line="276" w:lineRule="auto" w:after="120"/>
+        <w:jc w:val="left"/>
+      </w:pPr>
+      <w:r>
+        <w:rPr>
+          <w:rFonts w:ascii="Arial" w:hAnsi="Arial" w:cs="Arial"/>
+          <w:b w:val="0"/>
+          <w:color w:val="000000"/>
+          <w:sz w:val="22"/>
         </w:rPr>
         <w:t>A. Kerana komunikasi lisan lebih tersusun berbanding komunikasi bertulis.</w:t>
       </w:r>
     </w:p>
     <w:p>
-      <w:r>
-        <w:rPr>
-          <w:b w:val="0"/>
+      <w:pPr>
+        <w:spacing w:line="276" w:lineRule="auto" w:after="120"/>
+        <w:jc w:val="left"/>
+      </w:pPr>
+      <w:r>
+        <w:rPr>
+          <w:rFonts w:ascii="Arial" w:hAnsi="Arial" w:cs="Arial"/>
+          <w:b w:val="0"/>
+          <w:color w:val="000000"/>
+          <w:sz w:val="22"/>
         </w:rPr>
         <w:t>B. Kerana maklumat lisan boleh tidak lengkap dan mudah disalahfaham tanpa pengesahan bertulis.</w:t>
       </w:r>
     </w:p>
     <w:p>
-      <w:r>
-        <w:rPr>
-          <w:b w:val="0"/>
+      <w:pPr>
+        <w:spacing w:line="276" w:lineRule="auto" w:after="120"/>
+        <w:jc w:val="left"/>
+      </w:pPr>
+      <w:r>
+        <w:rPr>
+          <w:rFonts w:ascii="Arial" w:hAnsi="Arial" w:cs="Arial"/>
+          <w:b w:val="0"/>
+          <w:color w:val="000000"/>
+          <w:sz w:val="22"/>
         </w:rPr>
         <w:t>C. Kerana klien tidak membenarkan komunikasi lisan.</w:t>
       </w:r>
     </w:p>
     <w:p>
-      <w:r>
-        <w:rPr>
-          <w:b w:val="0"/>
+      <w:pPr>
+        <w:spacing w:line="276" w:lineRule="auto" w:after="120"/>
+        <w:jc w:val="left"/>
+      </w:pPr>
+      <w:r>
+        <w:rPr>
+          <w:rFonts w:ascii="Arial" w:hAnsi="Arial" w:cs="Arial"/>
+          <w:b w:val="0"/>
+          <w:color w:val="000000"/>
+          <w:sz w:val="22"/>
         </w:rPr>
         <w:t>D. Kerana komunikasi lisan memerlukan kelulusan bertulis terlebih dahulu.</w:t>
       </w:r>
     </w:p>
     <w:p>
-      <w:r>
-        <w:rPr>
-          <w:b w:val="0"/>
+      <w:pPr>
+        <w:spacing w:line="276" w:lineRule="auto" w:after="120"/>
+        <w:jc w:val="left"/>
+      </w:pPr>
+      <w:r>
+        <w:rPr>
+          <w:rFonts w:ascii="Arial" w:hAnsi="Arial" w:cs="Arial"/>
+          <w:b w:val="0"/>
+          <w:color w:val="000000"/>
+          <w:sz w:val="22"/>
         </w:rPr>
         <w:t>15. Isyarat tangan piawai seperti "cut" atau "roll" digunakan di lokasi penggambaran dan bilik kawalan siaran langsung. Apakah tujuan utama isyarat ini?</w:t>
       </w:r>
     </w:p>
     <w:p>
-      <w:r>
-        <w:rPr>
-          <w:b w:val="0"/>
+      <w:pPr>
+        <w:spacing w:line="276" w:lineRule="auto" w:after="120"/>
+        <w:jc w:val="left"/>
+      </w:pPr>
+      <w:r>
+        <w:rPr>
+          <w:rFonts w:ascii="Arial" w:hAnsi="Arial" w:cs="Arial"/>
+          <w:b w:val="0"/>
+          <w:color w:val="000000"/>
+          <w:sz w:val="22"/>
         </w:rPr>
         <w:t>A. Menggantikan sepenuhnya keperluan bertutur dalam pasukan produksi.</w:t>
       </w:r>
     </w:p>
     <w:p>
-      <w:r>
-        <w:rPr>
-          <w:b w:val="0"/>
+      <w:pPr>
+        <w:spacing w:line="276" w:lineRule="auto" w:after="120"/>
+        <w:jc w:val="left"/>
+      </w:pPr>
+      <w:r>
+        <w:rPr>
+          <w:rFonts w:ascii="Arial" w:hAnsi="Arial" w:cs="Arial"/>
+          <w:b w:val="0"/>
+          <w:color w:val="000000"/>
+          <w:sz w:val="22"/>
         </w:rPr>
         <w:t>B. Mengukuhkan dan menyampaikan maklumat komunikasi apabila komunikasi lisan sukar didengar akibat bunyi bising.</w:t>
       </w:r>
     </w:p>
     <w:p>
-      <w:r>
-        <w:rPr>
-          <w:b w:val="0"/>
+      <w:pPr>
+        <w:spacing w:line="276" w:lineRule="auto" w:after="120"/>
+        <w:jc w:val="left"/>
+      </w:pPr>
+      <w:r>
+        <w:rPr>
+          <w:rFonts w:ascii="Arial" w:hAnsi="Arial" w:cs="Arial"/>
+          <w:b w:val="0"/>
+          <w:color w:val="000000"/>
+          <w:sz w:val="22"/>
         </w:rPr>
         <w:t>C. Untuk mengelirukan pihak yang tidak terlatih.</w:t>
       </w:r>
     </w:p>
     <w:p>
-      <w:r>
-        <w:rPr>
-          <w:b w:val="0"/>
+      <w:pPr>
+        <w:spacing w:line="276" w:lineRule="auto" w:after="120"/>
+        <w:jc w:val="left"/>
+      </w:pPr>
+      <w:r>
+        <w:rPr>
+          <w:rFonts w:ascii="Arial" w:hAnsi="Arial" w:cs="Arial"/>
+          <w:b w:val="0"/>
+          <w:color w:val="000000"/>
+          <w:sz w:val="22"/>
         </w:rPr>
         <w:t>D. Untuk mematuhi peraturan kesatuan pekerja.</w:t>
       </w:r>
     </w:p>
     <w:p>
-      <w:r>
-        <w:rPr>
-          <w:b w:val="0"/>
+      <w:pPr>
+        <w:spacing w:line="276" w:lineRule="auto" w:after="120"/>
+        <w:jc w:val="left"/>
+      </w:pPr>
+      <w:r>
+        <w:rPr>
+          <w:rFonts w:ascii="Arial" w:hAnsi="Arial" w:cs="Arial"/>
+          <w:b w:val="0"/>
+          <w:color w:val="000000"/>
+          <w:sz w:val="22"/>
         </w:rPr>
         <w:t>16. Sebuah pasukan penyuntingan video 3U mengendalikan projek untuk klien antarabangsa yang mempunyai norma budaya berbeza tentang kandungan stock footage dan muzik latar. Tindakan manakah paling sesuai mengikut prinsip kesedaran budaya?</w:t>
       </w:r>
     </w:p>
     <w:p>
-      <w:r>
-        <w:rPr>
-          <w:b w:val="0"/>
+      <w:pPr>
+        <w:spacing w:before="120" w:after="120" w:line="276" w:lineRule="auto"/>
+        <w:jc w:val="left"/>
+      </w:pPr>
+      <w:r>
+        <w:rPr>
+          <w:rFonts w:ascii="Arial" w:hAnsi="Arial" w:cs="Arial"/>
+          <w:b/>
+          <w:color w:val="000000"/>
+          <w:sz w:val="24"/>
         </w:rPr>
         <w:t>I. Terus menggunakan pilihan Editor tanpa berbincang dengan klien.</w:t>
       </w:r>
     </w:p>
     <w:p>
-      <w:r>
-        <w:rPr>
-          <w:b w:val="0"/>
+      <w:pPr>
+        <w:spacing w:before="120" w:after="120" w:line="276" w:lineRule="auto"/>
+        <w:jc w:val="left"/>
+      </w:pPr>
+      <w:r>
+        <w:rPr>
+          <w:rFonts w:ascii="Arial" w:hAnsi="Arial" w:cs="Arial"/>
+          <w:b/>
+          <w:color w:val="000000"/>
+          <w:sz w:val="24"/>
         </w:rPr>
         <w:t>II. Berunding secara terbuka dengan klien mengenai kandungan yang sesuai.</w:t>
       </w:r>
     </w:p>
     <w:p>
-      <w:r>
-        <w:rPr>
-          <w:b w:val="0"/>
+      <w:pPr>
+        <w:spacing w:before="120" w:after="120" w:line="276" w:lineRule="auto"/>
+        <w:jc w:val="left"/>
+      </w:pPr>
+      <w:r>
+        <w:rPr>
+          <w:rFonts w:ascii="Arial" w:hAnsi="Arial" w:cs="Arial"/>
+          <w:b/>
+          <w:color w:val="000000"/>
+          <w:sz w:val="24"/>
         </w:rPr>
         <w:t>III. Menganggap semua budaya mempunyai keperluan sama seperti budaya tempatan.</w:t>
       </w:r>
     </w:p>
     <w:p>
-      <w:r>
-        <w:rPr>
-          <w:b w:val="0"/>
+      <w:pPr>
+        <w:spacing w:before="120" w:after="120" w:line="276" w:lineRule="auto"/>
+        <w:jc w:val="left"/>
+      </w:pPr>
+      <w:r>
+        <w:rPr>
+          <w:rFonts w:ascii="Arial" w:hAnsi="Arial" w:cs="Arial"/>
+          <w:b/>
+          <w:color w:val="000000"/>
+          <w:sz w:val="24"/>
         </w:rPr>
         <w:t>IV. Peka kepada perbezaan dan persamaan budaya tanpa menilai budaya klien sebagai lebih rendah atau lebih tinggi.</w:t>
       </w:r>
     </w:p>
     <w:p>
-      <w:r>
-        <w:rPr>
-          <w:b w:val="0"/>
+      <w:pPr>
+        <w:spacing w:line="276" w:lineRule="auto" w:after="120"/>
+        <w:jc w:val="left"/>
+      </w:pPr>
+      <w:r>
+        <w:rPr>
+          <w:rFonts w:ascii="Arial" w:hAnsi="Arial" w:cs="Arial"/>
+          <w:b w:val="0"/>
+          <w:color w:val="000000"/>
+          <w:sz w:val="22"/>
         </w:rPr>
         <w:t>A. I dan III sahaja.</w:t>
       </w:r>
     </w:p>
     <w:p>
-      <w:r>
-        <w:rPr>
-          <w:b w:val="0"/>
+      <w:pPr>
+        <w:spacing w:line="276" w:lineRule="auto" w:after="120"/>
+        <w:jc w:val="left"/>
+      </w:pPr>
+      <w:r>
+        <w:rPr>
+          <w:rFonts w:ascii="Arial" w:hAnsi="Arial" w:cs="Arial"/>
+          <w:b w:val="0"/>
+          <w:color w:val="000000"/>
+          <w:sz w:val="22"/>
         </w:rPr>
         <w:t>B. II dan IV sahaja.</w:t>
       </w:r>
     </w:p>
     <w:p>
-      <w:r>
-        <w:rPr>
-          <w:b w:val="0"/>
+      <w:pPr>
+        <w:spacing w:line="276" w:lineRule="auto" w:after="120"/>
+        <w:jc w:val="left"/>
+      </w:pPr>
+      <w:r>
+        <w:rPr>
+          <w:rFonts w:ascii="Arial" w:hAnsi="Arial" w:cs="Arial"/>
+          <w:b w:val="0"/>
+          <w:color w:val="000000"/>
+          <w:sz w:val="22"/>
         </w:rPr>
         <w:t>C. I, II dan III.</w:t>
       </w:r>
     </w:p>
     <w:p>
-      <w:r>
-        <w:rPr>
-          <w:b w:val="0"/>
+      <w:pPr>
+        <w:spacing w:line="276" w:lineRule="auto" w:after="120"/>
+        <w:jc w:val="left"/>
+      </w:pPr>
+      <w:r>
+        <w:rPr>
+          <w:rFonts w:ascii="Arial" w:hAnsi="Arial" w:cs="Arial"/>
+          <w:b w:val="0"/>
+          <w:color w:val="000000"/>
+          <w:sz w:val="22"/>
         </w:rPr>
         <w:t>D. II, III dan IV.</w:t>
       </w:r>
     </w:p>
     <w:p>
-      <w:r>
-        <w:rPr>
-          <w:b w:val="0"/>
+      <w:pPr>
+        <w:spacing w:line="276" w:lineRule="auto" w:after="120"/>
+        <w:jc w:val="left"/>
+      </w:pPr>
+      <w:r>
+        <w:rPr>
+          <w:rFonts w:ascii="Arial" w:hAnsi="Arial" w:cs="Arial"/>
+          <w:b w:val="0"/>
+          <w:color w:val="000000"/>
+          <w:sz w:val="22"/>
         </w:rPr>
         <w:t>17. Apakah fungsi utama SOP (Standard Operating Procedure) bagi proses export fail akhir di sebuah studio penyuntingan video?</w:t>
       </w:r>
     </w:p>
     <w:p>
-      <w:r>
-        <w:rPr>
-          <w:b w:val="0"/>
+      <w:pPr>
+        <w:spacing w:line="276" w:lineRule="auto" w:after="120"/>
+        <w:jc w:val="left"/>
+      </w:pPr>
+      <w:r>
+        <w:rPr>
+          <w:rFonts w:ascii="Arial" w:hAnsi="Arial" w:cs="Arial"/>
+          <w:b w:val="0"/>
+          <w:color w:val="000000"/>
+          <w:sz w:val="22"/>
         </w:rPr>
         <w:t>A. Membenarkan setiap Editor menggunakan format fail pilihan sendiri.</w:t>
       </w:r>
     </w:p>
     <w:p>
-      <w:r>
-        <w:rPr>
-          <w:b w:val="0"/>
+      <w:pPr>
+        <w:spacing w:line="276" w:lineRule="auto" w:after="120"/>
+        <w:jc w:val="left"/>
+      </w:pPr>
+      <w:r>
+        <w:rPr>
+          <w:rFonts w:ascii="Arial" w:hAnsi="Arial" w:cs="Arial"/>
+          <w:b w:val="0"/>
+          <w:color w:val="000000"/>
+          <w:sz w:val="22"/>
         </w:rPr>
         <w:t>B. Memastikan operasi export dijalankan dengan betul dan secara konsisten setiap kali.</w:t>
       </w:r>
     </w:p>
     <w:p>
-      <w:r>
-        <w:rPr>
-          <w:b w:val="0"/>
+      <w:pPr>
+        <w:spacing w:line="276" w:lineRule="auto" w:after="120"/>
+        <w:jc w:val="left"/>
+      </w:pPr>
+      <w:r>
+        <w:rPr>
+          <w:rFonts w:ascii="Arial" w:hAnsi="Arial" w:cs="Arial"/>
+          <w:b w:val="0"/>
+          <w:color w:val="000000"/>
+          <w:sz w:val="22"/>
         </w:rPr>
         <w:t>C. Menghadkan bilangan projek yang boleh diterima studio.</w:t>
       </w:r>
     </w:p>
     <w:p>
-      <w:r>
-        <w:rPr>
-          <w:b w:val="0"/>
+      <w:pPr>
+        <w:spacing w:line="276" w:lineRule="auto" w:after="120"/>
+        <w:jc w:val="left"/>
+      </w:pPr>
+      <w:r>
+        <w:rPr>
+          <w:rFonts w:ascii="Arial" w:hAnsi="Arial" w:cs="Arial"/>
+          <w:b w:val="0"/>
+          <w:color w:val="000000"/>
+          <w:sz w:val="22"/>
         </w:rPr>
         <w:t>D. Menggantikan keperluan latihan pekerja baharu.</w:t>
       </w:r>
     </w:p>
     <w:p>
-      <w:r>
-        <w:rPr>
-          <w:b w:val="0"/>
+      <w:pPr>
+        <w:spacing w:line="276" w:lineRule="auto" w:after="120"/>
+        <w:jc w:val="left"/>
+      </w:pPr>
+      <w:r>
+        <w:rPr>
+          <w:rFonts w:ascii="Arial" w:hAnsi="Arial" w:cs="Arial"/>
+          <w:b w:val="0"/>
+          <w:color w:val="000000"/>
+          <w:sz w:val="22"/>
         </w:rPr>
         <w:t>18. Manakah antara berikut adalah contoh tanda kategori "Keselamatan dan Peraturan" (Safety and Regulatory) yang paling sesuai dipasang berhampiran server room studio penyuntingan video?</w:t>
       </w:r>
     </w:p>
     <w:p>
-      <w:r>
-        <w:rPr>
-          <w:b w:val="0"/>
+      <w:pPr>
+        <w:spacing w:line="276" w:lineRule="auto" w:after="120"/>
+        <w:jc w:val="left"/>
+      </w:pPr>
+      <w:r>
+        <w:rPr>
+          <w:rFonts w:ascii="Arial" w:hAnsi="Arial" w:cs="Arial"/>
+          <w:b w:val="0"/>
+          <w:color w:val="000000"/>
+          <w:sz w:val="22"/>
         </w:rPr>
         <w:t>A. Papan direktori bilik editing suite.</w:t>
       </w:r>
     </w:p>
     <w:p>
-      <w:r>
-        <w:rPr>
-          <w:b w:val="0"/>
+      <w:pPr>
+        <w:spacing w:line="276" w:lineRule="auto" w:after="120"/>
+        <w:jc w:val="left"/>
+      </w:pPr>
+      <w:r>
+        <w:rPr>
+          <w:rFonts w:ascii="Arial" w:hAnsi="Arial" w:cs="Arial"/>
+          <w:b w:val="0"/>
+          <w:color w:val="000000"/>
+          <w:sz w:val="22"/>
         </w:rPr>
         <w:t>B. Anak panah arah menunjukkan laluan ke tandas.</w:t>
       </w:r>
     </w:p>
     <w:p>
-      <w:r>
-        <w:rPr>
-          <w:b w:val="0"/>
+      <w:pPr>
+        <w:spacing w:line="276" w:lineRule="auto" w:after="120"/>
+        <w:jc w:val="left"/>
+      </w:pPr>
+      <w:r>
+        <w:rPr>
+          <w:rFonts w:ascii="Arial" w:hAnsi="Arial" w:cs="Arial"/>
+          <w:b w:val="0"/>
+          <w:color w:val="000000"/>
+          <w:sz w:val="22"/>
         </w:rPr>
         <w:t>C. Tanda "Kawasan Voltan Tinggi — Dilarang Masuk Tanpa Kebenaran".</w:t>
       </w:r>
     </w:p>
     <w:p>
-      <w:r>
-        <w:rPr>
-          <w:b w:val="0"/>
+      <w:pPr>
+        <w:spacing w:line="276" w:lineRule="auto" w:after="120"/>
+        <w:jc w:val="left"/>
+      </w:pPr>
+      <w:r>
+        <w:rPr>
+          <w:rFonts w:ascii="Arial" w:hAnsi="Arial" w:cs="Arial"/>
+          <w:b w:val="0"/>
+          <w:color w:val="000000"/>
+          <w:sz w:val="22"/>
         </w:rPr>
         <w:t>D. Nama dan nombor bilik Edit Suite 3.</w:t>
       </w:r>
     </w:p>
     <w:p>
-      <w:r>
-        <w:rPr>
-          <w:b w:val="0"/>
+      <w:pPr>
+        <w:spacing w:line="276" w:lineRule="auto" w:after="120"/>
+        <w:jc w:val="left"/>
+      </w:pPr>
+      <w:r>
+        <w:rPr>
+          <w:rFonts w:ascii="Arial" w:hAnsi="Arial" w:cs="Arial"/>
+          <w:b w:val="0"/>
+          <w:color w:val="000000"/>
+          <w:sz w:val="22"/>
         </w:rPr>
         <w:t>19. Seorang Junior Editor baharu diminta merujuk manual kerja pengendalian external RAID storage sebelum menggunakannya. Apakah tujuan utama manual kerja tersebut?</w:t>
       </w:r>
     </w:p>
     <w:p>
-      <w:r>
-        <w:rPr>
-          <w:b w:val="0"/>
+      <w:pPr>
+        <w:spacing w:line="276" w:lineRule="auto" w:after="120"/>
+        <w:jc w:val="left"/>
+      </w:pPr>
+      <w:r>
+        <w:rPr>
+          <w:rFonts w:ascii="Arial" w:hAnsi="Arial" w:cs="Arial"/>
+          <w:b w:val="0"/>
+          <w:color w:val="000000"/>
+          <w:sz w:val="22"/>
         </w:rPr>
         <w:t>A. Menggantikan keperluan Senior Editor memberi arahan.</w:t>
       </w:r>
     </w:p>
     <w:p>
-      <w:r>
-        <w:rPr>
-          <w:b w:val="0"/>
+      <w:pPr>
+        <w:spacing w:line="276" w:lineRule="auto" w:after="120"/>
+        <w:jc w:val="left"/>
+      </w:pPr>
+      <w:r>
+        <w:rPr>
+          <w:rFonts w:ascii="Arial" w:hAnsi="Arial" w:cs="Arial"/>
+          <w:b w:val="0"/>
+          <w:color w:val="000000"/>
+          <w:sz w:val="22"/>
         </w:rPr>
         <w:t>B. Memberikan gambaran keseluruhan langkah kerja secara ringkas dan mudah difahami, disertai ilustrasi.</w:t>
       </w:r>
     </w:p>
     <w:p>
-      <w:r>
-        <w:rPr>
-          <w:b w:val="0"/>
+      <w:pPr>
+        <w:spacing w:line="276" w:lineRule="auto" w:after="120"/>
+        <w:jc w:val="left"/>
+      </w:pPr>
+      <w:r>
+        <w:rPr>
+          <w:rFonts w:ascii="Arial" w:hAnsi="Arial" w:cs="Arial"/>
+          <w:b w:val="0"/>
+          <w:color w:val="000000"/>
+          <w:sz w:val="22"/>
         </w:rPr>
         <w:t>C. Menetapkan gaji bagi jawatan Junior Editor.</w:t>
       </w:r>
     </w:p>
     <w:p>
-      <w:r>
-        <w:rPr>
-          <w:b w:val="0"/>
+      <w:pPr>
+        <w:spacing w:line="276" w:lineRule="auto" w:after="120"/>
+        <w:jc w:val="left"/>
+      </w:pPr>
+      <w:r>
+        <w:rPr>
+          <w:rFonts w:ascii="Arial" w:hAnsi="Arial" w:cs="Arial"/>
+          <w:b w:val="0"/>
+          <w:color w:val="000000"/>
+          <w:sz w:val="22"/>
         </w:rPr>
         <w:t>D. Menghadkan bilangan jam kerja Junior Editor.</w:t>
       </w:r>
     </w:p>
     <w:p>
-      <w:r>
-        <w:rPr>
-          <w:b w:val="0"/>
+      <w:pPr>
+        <w:spacing w:line="276" w:lineRule="auto" w:after="120"/>
+        <w:jc w:val="left"/>
+      </w:pPr>
+      <w:r>
+        <w:rPr>
+          <w:rFonts w:ascii="Arial" w:hAnsi="Arial" w:cs="Arial"/>
+          <w:b w:val="0"/>
+          <w:color w:val="000000"/>
+          <w:sz w:val="22"/>
         </w:rPr>
         <w:t>20. Manakah antara berikut BUKAN salah satu daripada empat kategori kandungan bahan bacaan tempat kerja (Maklumat, Arah, Pengenalan, Keselamatan dan Peraturan)?</w:t>
       </w:r>
     </w:p>
     <w:p>
-      <w:r>
-        <w:rPr>
-          <w:b w:val="0"/>
+      <w:pPr>
+        <w:spacing w:before="120" w:after="120" w:line="276" w:lineRule="auto"/>
+        <w:jc w:val="left"/>
+      </w:pPr>
+      <w:r>
+        <w:rPr>
+          <w:rFonts w:ascii="Arial" w:hAnsi="Arial" w:cs="Arial"/>
+          <w:b/>
+          <w:color w:val="000000"/>
+          <w:sz w:val="24"/>
         </w:rPr>
         <w:t>I. Papan tanda direktori bilik editing suite (Maklumat).</w:t>
       </w:r>
     </w:p>
     <w:p>
-      <w:r>
-        <w:rPr>
-          <w:b w:val="0"/>
+      <w:pPr>
+        <w:spacing w:before="120" w:after="120" w:line="276" w:lineRule="auto"/>
+        <w:jc w:val="left"/>
+      </w:pPr>
+      <w:r>
+        <w:rPr>
+          <w:rFonts w:ascii="Arial" w:hAnsi="Arial" w:cs="Arial"/>
+          <w:b/>
+          <w:color w:val="000000"/>
+          <w:sz w:val="24"/>
         </w:rPr>
         <w:t>II. Anak panah menunjukkan laluan ke server room (Arah).</w:t>
       </w:r>
     </w:p>
     <w:p>
-      <w:r>
-        <w:rPr>
-          <w:b w:val="0"/>
+      <w:pPr>
+        <w:spacing w:before="120" w:after="120" w:line="276" w:lineRule="auto"/>
+        <w:jc w:val="left"/>
+      </w:pPr>
+      <w:r>
+        <w:rPr>
+          <w:rFonts w:ascii="Arial" w:hAnsi="Arial" w:cs="Arial"/>
+          <w:b/>
+          <w:color w:val="000000"/>
+          <w:sz w:val="24"/>
         </w:rPr>
         <w:t>III. Slip gaji bulanan pekerja (kategori kandungan bacaan tempat kerja).</w:t>
       </w:r>
     </w:p>
     <w:p>
-      <w:r>
-        <w:rPr>
-          <w:b w:val="0"/>
+      <w:pPr>
+        <w:spacing w:before="120" w:after="120" w:line="276" w:lineRule="auto"/>
+        <w:jc w:val="left"/>
+      </w:pPr>
+      <w:r>
+        <w:rPr>
+          <w:rFonts w:ascii="Arial" w:hAnsi="Arial" w:cs="Arial"/>
+          <w:b/>
+          <w:color w:val="000000"/>
+          <w:sz w:val="24"/>
         </w:rPr>
         <w:t>IV. Tanda amaran voltan tinggi di server room (Keselamatan dan Peraturan).</w:t>
       </w:r>
     </w:p>
     <w:p>
-      <w:r>
-        <w:rPr>
-          <w:b w:val="0"/>
+      <w:pPr>
+        <w:spacing w:line="276" w:lineRule="auto" w:after="120"/>
+        <w:jc w:val="left"/>
+      </w:pPr>
+      <w:r>
+        <w:rPr>
+          <w:rFonts w:ascii="Arial" w:hAnsi="Arial" w:cs="Arial"/>
+          <w:b w:val="0"/>
+          <w:color w:val="000000"/>
+          <w:sz w:val="22"/>
         </w:rPr>
         <w:t>A. I sahaja.</w:t>
       </w:r>
     </w:p>
     <w:p>
-      <w:r>
-        <w:rPr>
-          <w:b w:val="0"/>
+      <w:pPr>
+        <w:spacing w:line="276" w:lineRule="auto" w:after="120"/>
+        <w:jc w:val="left"/>
+      </w:pPr>
+      <w:r>
+        <w:rPr>
+          <w:rFonts w:ascii="Arial" w:hAnsi="Arial" w:cs="Arial"/>
+          <w:b w:val="0"/>
+          <w:color w:val="000000"/>
+          <w:sz w:val="22"/>
         </w:rPr>
         <w:t>B. II sahaja.</w:t>
       </w:r>
     </w:p>
     <w:p>
-      <w:r>
-        <w:rPr>
-          <w:b w:val="0"/>
+      <w:pPr>
+        <w:spacing w:line="276" w:lineRule="auto" w:after="120"/>
+        <w:jc w:val="left"/>
+      </w:pPr>
+      <w:r>
+        <w:rPr>
+          <w:rFonts w:ascii="Arial" w:hAnsi="Arial" w:cs="Arial"/>
+          <w:b w:val="0"/>
+          <w:color w:val="000000"/>
+          <w:sz w:val="22"/>
         </w:rPr>
         <w:t>C. III sahaja.</w:t>
       </w:r>
     </w:p>
     <w:p>
-      <w:r>
-        <w:rPr>
-          <w:b w:val="0"/>
+      <w:pPr>
+        <w:spacing w:line="276" w:lineRule="auto" w:after="120"/>
+        <w:jc w:val="left"/>
+      </w:pPr>
+      <w:r>
+        <w:rPr>
+          <w:rFonts w:ascii="Arial" w:hAnsi="Arial" w:cs="Arial"/>
+          <w:b w:val="0"/>
+          <w:color w:val="000000"/>
+          <w:sz w:val="22"/>
         </w:rPr>
         <w:t>D. IV sahaja.</w:t>
       </w:r>
@@ -2430,9 +3247,9 @@
           <w:between w:space="0" w:sz="0" w:val="nil"/>
         </w:pBdr>
         <w:shd w:fill="auto" w:val="clear"/>
-        <w:spacing w:after="0" w:before="0" w:line="240" w:lineRule="auto"/>
+        <w:spacing w:after="120" w:before="120" w:line="276" w:lineRule="auto"/>
         <w:ind w:left="0" w:right="3741.7205810546875" w:firstLine="0"/>
-        <w:jc w:val="right"/>
+        <w:jc w:val="left"/>
         <w:rPr>
           <w:rFonts w:ascii="Arial" w:cs="Arial" w:eastAsia="Arial" w:hAnsi="Arial"/>
           <w:b w:val="1"/>
@@ -2450,7 +3267,7 @@
       <w:r>
         <w:rPr>
           <w:rFonts w:ascii="Arial" w:cs="Arial" w:eastAsia="Arial" w:hAnsi="Arial"/>
-          <w:b w:val="1"/>
+          <w:b/>
           <w:i w:val="0"/>
           <w:smallCaps w:val="0"/>
           <w:strike w:val="0"/>
@@ -2467,7 +3284,7 @@
       <w:r>
         <w:rPr>
           <w:rFonts w:ascii="Arial" w:cs="Arial" w:eastAsia="Arial" w:hAnsi="Arial"/>
-          <w:b w:val="1"/>
+          <w:b/>
           <w:i w:val="0"/>
           <w:smallCaps w:val="0"/>
           <w:strike w:val="0"/>
@@ -2483,102 +3300,282 @@
       </w:r>
     </w:p>
     <w:p>
-      <w:r>
+      <w:pPr>
+        <w:spacing w:line="276" w:lineRule="auto" w:after="120"/>
+        <w:jc w:val="left"/>
+      </w:pPr>
+      <w:r>
+        <w:rPr>
+          <w:rFonts w:ascii="Arial" w:hAnsi="Arial" w:cs="Arial"/>
+          <w:color w:val="000000"/>
+          <w:sz w:val="22"/>
+        </w:rPr>
         <w:t>1 C   (KP1.1 §1.4)</w:t>
       </w:r>
     </w:p>
     <w:p>
-      <w:r>
+      <w:pPr>
+        <w:spacing w:line="276" w:lineRule="auto" w:after="120"/>
+        <w:jc w:val="left"/>
+      </w:pPr>
+      <w:r>
+        <w:rPr>
+          <w:rFonts w:ascii="Arial" w:hAnsi="Arial" w:cs="Arial"/>
+          <w:color w:val="000000"/>
+          <w:sz w:val="22"/>
+        </w:rPr>
         <w:t>2 B   (KP1.1 §1.4)</w:t>
       </w:r>
     </w:p>
     <w:p>
-      <w:r>
+      <w:pPr>
+        <w:spacing w:line="276" w:lineRule="auto" w:after="120"/>
+        <w:jc w:val="left"/>
+      </w:pPr>
+      <w:r>
+        <w:rPr>
+          <w:rFonts w:ascii="Arial" w:hAnsi="Arial" w:cs="Arial"/>
+          <w:color w:val="000000"/>
+          <w:sz w:val="22"/>
+        </w:rPr>
         <w:t>3 B   (KP1.1 §2.6)</w:t>
       </w:r>
     </w:p>
     <w:p>
-      <w:r>
+      <w:pPr>
+        <w:spacing w:line="276" w:lineRule="auto" w:after="120"/>
+        <w:jc w:val="left"/>
+      </w:pPr>
+      <w:r>
+        <w:rPr>
+          <w:rFonts w:ascii="Arial" w:hAnsi="Arial" w:cs="Arial"/>
+          <w:color w:val="000000"/>
+          <w:sz w:val="22"/>
+        </w:rPr>
         <w:t>4 B   (KP1.1 §3.2(i))</w:t>
       </w:r>
     </w:p>
     <w:p>
-      <w:r>
+      <w:pPr>
+        <w:spacing w:line="276" w:lineRule="auto" w:after="120"/>
+        <w:jc w:val="left"/>
+      </w:pPr>
+      <w:r>
+        <w:rPr>
+          <w:rFonts w:ascii="Arial" w:hAnsi="Arial" w:cs="Arial"/>
+          <w:color w:val="000000"/>
+          <w:sz w:val="22"/>
+        </w:rPr>
         <w:t>5 A   (KP1.1 §3.2(ii)–(iii))</w:t>
       </w:r>
     </w:p>
     <w:p>
-      <w:r>
+      <w:pPr>
+        <w:spacing w:line="276" w:lineRule="auto" w:after="120"/>
+        <w:jc w:val="left"/>
+      </w:pPr>
+      <w:r>
+        <w:rPr>
+          <w:rFonts w:ascii="Arial" w:hAnsi="Arial" w:cs="Arial"/>
+          <w:color w:val="000000"/>
+          <w:sz w:val="22"/>
+        </w:rPr>
         <w:t>6 B   (KP1.1 §3.2(iii))</w:t>
       </w:r>
     </w:p>
     <w:p>
-      <w:r>
+      <w:pPr>
+        <w:spacing w:line="276" w:lineRule="auto" w:after="120"/>
+        <w:jc w:val="left"/>
+      </w:pPr>
+      <w:r>
+        <w:rPr>
+          <w:rFonts w:ascii="Arial" w:hAnsi="Arial" w:cs="Arial"/>
+          <w:color w:val="000000"/>
+          <w:sz w:val="22"/>
+        </w:rPr>
         <w:t>7 A   (KP1.1 §3.2(iv))</w:t>
       </w:r>
     </w:p>
     <w:p>
-      <w:r>
+      <w:pPr>
+        <w:spacing w:line="276" w:lineRule="auto" w:after="120"/>
+        <w:jc w:val="left"/>
+      </w:pPr>
+      <w:r>
+        <w:rPr>
+          <w:rFonts w:ascii="Arial" w:hAnsi="Arial" w:cs="Arial"/>
+          <w:color w:val="000000"/>
+          <w:sz w:val="22"/>
+        </w:rPr>
         <w:t>8 C   (KP1.1 §3.2)</w:t>
       </w:r>
     </w:p>
     <w:p>
-      <w:r>
+      <w:pPr>
+        <w:spacing w:line="276" w:lineRule="auto" w:after="120"/>
+        <w:jc w:val="left"/>
+      </w:pPr>
+      <w:r>
+        <w:rPr>
+          <w:rFonts w:ascii="Arial" w:hAnsi="Arial" w:cs="Arial"/>
+          <w:color w:val="000000"/>
+          <w:sz w:val="22"/>
+        </w:rPr>
         <w:t>9 A   (KP1.2 §5.1(i))</w:t>
       </w:r>
     </w:p>
     <w:p>
-      <w:r>
+      <w:pPr>
+        <w:spacing w:line="276" w:lineRule="auto" w:after="120"/>
+        <w:jc w:val="left"/>
+      </w:pPr>
+      <w:r>
+        <w:rPr>
+          <w:rFonts w:ascii="Arial" w:hAnsi="Arial" w:cs="Arial"/>
+          <w:color w:val="000000"/>
+          <w:sz w:val="22"/>
+        </w:rPr>
         <w:t>10 B   (KP1.2 §5.1(iii))</w:t>
       </w:r>
     </w:p>
     <w:p>
-      <w:r>
+      <w:pPr>
+        <w:spacing w:line="276" w:lineRule="auto" w:after="120"/>
+        <w:jc w:val="left"/>
+      </w:pPr>
+      <w:r>
+        <w:rPr>
+          <w:rFonts w:ascii="Arial" w:hAnsi="Arial" w:cs="Arial"/>
+          <w:color w:val="000000"/>
+          <w:sz w:val="22"/>
+        </w:rPr>
         <w:t>11 B   (KP1.2 §5.1(v))</w:t>
       </w:r>
     </w:p>
     <w:p>
-      <w:r>
+      <w:pPr>
+        <w:spacing w:line="276" w:lineRule="auto" w:after="120"/>
+        <w:jc w:val="left"/>
+      </w:pPr>
+      <w:r>
+        <w:rPr>
+          <w:rFonts w:ascii="Arial" w:hAnsi="Arial" w:cs="Arial"/>
+          <w:color w:val="000000"/>
+          <w:sz w:val="22"/>
+        </w:rPr>
         <w:t>12 B   (KP1.2 §2.4)</w:t>
       </w:r>
     </w:p>
     <w:p>
-      <w:r>
+      <w:pPr>
+        <w:spacing w:line="276" w:lineRule="auto" w:after="120"/>
+        <w:jc w:val="left"/>
+      </w:pPr>
+      <w:r>
+        <w:rPr>
+          <w:rFonts w:ascii="Arial" w:hAnsi="Arial" w:cs="Arial"/>
+          <w:color w:val="000000"/>
+          <w:sz w:val="22"/>
+        </w:rPr>
         <w:t>13 B   (KP1.2 §4.1(iii))</w:t>
       </w:r>
     </w:p>
     <w:p>
-      <w:r>
+      <w:pPr>
+        <w:spacing w:line="276" w:lineRule="auto" w:after="120"/>
+        <w:jc w:val="left"/>
+      </w:pPr>
+      <w:r>
+        <w:rPr>
+          <w:rFonts w:ascii="Arial" w:hAnsi="Arial" w:cs="Arial"/>
+          <w:color w:val="000000"/>
+          <w:sz w:val="22"/>
+        </w:rPr>
         <w:t>14 B   (KP1.2 §4.2(v))</w:t>
       </w:r>
     </w:p>
     <w:p>
-      <w:r>
+      <w:pPr>
+        <w:spacing w:line="276" w:lineRule="auto" w:after="120"/>
+        <w:jc w:val="left"/>
+      </w:pPr>
+      <w:r>
+        <w:rPr>
+          <w:rFonts w:ascii="Arial" w:hAnsi="Arial" w:cs="Arial"/>
+          <w:color w:val="000000"/>
+          <w:sz w:val="22"/>
+        </w:rPr>
         <w:t>15 B   (KP1.2 §6.1)</w:t>
       </w:r>
     </w:p>
     <w:p>
-      <w:r>
+      <w:pPr>
+        <w:spacing w:line="276" w:lineRule="auto" w:after="120"/>
+        <w:jc w:val="left"/>
+      </w:pPr>
+      <w:r>
+        <w:rPr>
+          <w:rFonts w:ascii="Arial" w:hAnsi="Arial" w:cs="Arial"/>
+          <w:color w:val="000000"/>
+          <w:sz w:val="22"/>
+        </w:rPr>
         <w:t>16 B   (KP1.2 §8.1–8.3)</w:t>
       </w:r>
     </w:p>
     <w:p>
-      <w:r>
+      <w:pPr>
+        <w:spacing w:line="276" w:lineRule="auto" w:after="120"/>
+        <w:jc w:val="left"/>
+      </w:pPr>
+      <w:r>
+        <w:rPr>
+          <w:rFonts w:ascii="Arial" w:hAnsi="Arial" w:cs="Arial"/>
+          <w:color w:val="000000"/>
+          <w:sz w:val="22"/>
+        </w:rPr>
         <w:t>17 B   (KP1.3 §1.1)</w:t>
       </w:r>
     </w:p>
     <w:p>
-      <w:r>
+      <w:pPr>
+        <w:spacing w:line="276" w:lineRule="auto" w:after="120"/>
+        <w:jc w:val="left"/>
+      </w:pPr>
+      <w:r>
+        <w:rPr>
+          <w:rFonts w:ascii="Arial" w:hAnsi="Arial" w:cs="Arial"/>
+          <w:color w:val="000000"/>
+          <w:sz w:val="22"/>
+        </w:rPr>
         <w:t>18 C   (KP1.3 §2(iv))</w:t>
       </w:r>
     </w:p>
     <w:p>
-      <w:r>
+      <w:pPr>
+        <w:spacing w:line="276" w:lineRule="auto" w:after="120"/>
+        <w:jc w:val="left"/>
+      </w:pPr>
+      <w:r>
+        <w:rPr>
+          <w:rFonts w:ascii="Arial" w:hAnsi="Arial" w:cs="Arial"/>
+          <w:color w:val="000000"/>
+          <w:sz w:val="22"/>
+        </w:rPr>
         <w:t>19 B   (KP1.3 §1.2)</w:t>
       </w:r>
     </w:p>
     <w:p>
-      <w:r>
+      <w:pPr>
+        <w:spacing w:line="276" w:lineRule="auto" w:after="120"/>
+        <w:jc w:val="left"/>
+      </w:pPr>
+      <w:r>
+        <w:rPr>
+          <w:rFonts w:ascii="Arial" w:hAnsi="Arial" w:cs="Arial"/>
+          <w:color w:val="000000"/>
+          <w:sz w:val="22"/>
+        </w:rPr>
         <w:t>20 C   (KP1.3 §2)</w:t>
       </w:r>
     </w:p>
